--- a/worksheets/Lab16-Worksheet.docx
+++ b/worksheets/Lab16-Worksheet.docx
@@ -24,7 +24,7 @@
           <w:color w:val="1A3C6E"/>
           <w:sz w:val="32"/>
         </w:rPr>
-        <w:t>Lab 16 — Analyze images</w:t>
+        <w:t>Lab 16 — Use Azure Speech in an agent</w:t>
       </w:r>
     </w:p>
     <w:p>
@@ -36,7 +36,7 @@
           <w:color w:val="888888"/>
           <w:sz w:val="20"/>
         </w:rPr>
-        <w:t>Week 7  |  Required</w:t>
+        <w:t>Week 6  |  Required</w:t>
       </w:r>
     </w:p>
     <w:p/>
@@ -117,7 +117,7 @@
     </w:p>
     <w:p>
       <w:r>
-        <w:t>In this lab, you provisioned an Azure AI Vision resource and built a Python application using the Azure AI Vision SDK that analyzes images to generate captions, dense captions, tags, object detection with bounding boxes, and people detection with bounding boxes.</w:t>
+        <w:t>Students created a Microsoft Foundry project, an Azure Storage account with a SAS-protected 'files' container, and a speech-agent powered by gpt-4.1, then connected the Azure Speech MCP server to the agent so it could transcribe audio from a URL and synthesize speech to a blob storage file. They built a Python client using AIProjectClient and the Foundry SDK that submitted natural-language prompts and printed the agent's spoken-output download links and transcription text.</w:t>
       </w:r>
     </w:p>
     <w:p/>
@@ -145,12 +145,12 @@
           <w:b/>
           <w:sz w:val="22"/>
         </w:rPr>
-        <w:t>Screenshot 1 — Caption and Dense Caption Output</w:t>
+        <w:t>Screenshot 1 — Speech MCP Tool Connection</w:t>
       </w:r>
     </w:p>
     <w:p>
       <w:r>
-        <w:t>After adding the caption code under the 'Get image captions' comment and running 'python image-analysis.py images/street.jpg', capture the Cloud Shell console output showing the Caption and Dense Captions with confidence percentages for the street.jpg image.</w:t>
+        <w:t>Microsoft Foundry agent configuration screen showing the Azure Speech MCP server connected at the cognitiveservices.azure.com/speech/mcp endpoint with key-based authentication and the SAS URL for the blob container.</w:t>
       </w:r>
     </w:p>
     <w:tbl>
@@ -193,12 +193,12 @@
           <w:b/>
           <w:sz w:val="22"/>
         </w:rPr>
-        <w:t>Screenshot 2 — Tags Output</w:t>
+        <w:t>Screenshot 2 — Synthesis Download Link</w:t>
       </w:r>
     </w:p>
     <w:p>
       <w:r>
-        <w:t>After adding the tag code under the 'Get image tags' comment and running 'python image-analysis.py images/street.jpg', capture the Cloud Shell console output showing the list of suggested Tags with confidence percentages (e.g., 'road', 'building', 'outdoor') displayed below the captions.</w:t>
+        <w:t>Agent playground or Python client terminal output containing the clickable blob storage download link for the synthesized 'To be or not to be...' audio file generated by the Azure Speech MCP tool.</w:t>
       </w:r>
     </w:p>
     <w:tbl>
@@ -241,60 +241,12 @@
           <w:b/>
           <w:sz w:val="22"/>
         </w:rPr>
-        <w:t>Screenshot 3 — Object Detection Annotated Image</w:t>
+        <w:t>Screenshot 3 — Transcription Agent Response</w:t>
       </w:r>
     </w:p>
     <w:p>
       <w:r>
-        <w:t>After adding the object detection code under the 'Get objects in the image' comment, run the program for any of the three images (street.jpg, building.jpg, or person.jpg), then download the generated 'objects.jpg' file using the Cloud Shell 'download' command. Take a screenshot of the downloaded objects.jpg image showing the colored bounding boxes drawn around detected objects.</w:t>
-      </w:r>
-    </w:p>
-    <w:tbl>
-      <w:tblPr>
-        <w:tblStyle w:val="TableGrid"/>
-        <w:tblW w:type="auto" w:w="0"/>
-        <w:jc w:val="center"/>
-        <w:tblLook w:firstColumn="1" w:firstRow="1" w:lastColumn="0" w:lastRow="0" w:noHBand="0" w:noVBand="1" w:val="04A0"/>
-      </w:tblPr>
-      <w:tblGrid>
-        <w:gridCol w:w="9360"/>
-      </w:tblGrid>
-      <w:tr>
-        <w:tc>
-          <w:tcPr>
-            <w:tcW w:type="dxa" w:w="8640"/>
-            <w:shd w:fill="F2F2F2" w:val="clear"/>
-          </w:tcPr>
-          <w:p>
-            <w:pPr>
-              <w:spacing w:before="1200" w:after="1200"/>
-              <w:jc w:val="center"/>
-            </w:pPr>
-            <w:r>
-              <w:rPr>
-                <w:i/>
-                <w:color w:val="999999"/>
-                <w:sz w:val="24"/>
-              </w:rPr>
-              <w:t>[ Insert Screenshot Here ]</w:t>
-            </w:r>
-          </w:p>
-        </w:tc>
-      </w:tr>
-    </w:tbl>
-    <w:p/>
-    <w:p>
-      <w:r>
-        <w:rPr>
-          <w:b/>
-          <w:sz w:val="22"/>
-        </w:rPr>
-        <w:t>Screenshot 4 — People Detection Annotated Image</w:t>
-      </w:r>
-    </w:p>
-    <w:p>
-      <w:r>
-        <w:t>After adding the people detection code under the 'Get people in the image' comment, run the program for images/street.jpg or images/person.jpg, then download the generated 'people.jpg' file using the Cloud Shell 'download' command. Take a screenshot of the downloaded people.jpg image showing the bounding boxes drawn around detected people.</w:t>
+        <w:t>Terminal output of the Python client showing the agent's transcription text returned after it invoked the Azure Speech MCP server to process audio from the provided URL.</w:t>
       </w:r>
     </w:p>
     <w:tbl>
@@ -347,7 +299,7 @@
           <w:b/>
           <w:sz w:val="22"/>
         </w:rPr>
-        <w:t>1. Compare the caption versus the dense captions returned for one of the test images. How do the dense captions provide more detail than the single main caption, and what does the confidence score tell you about the model's certainty?</w:t>
+        <w:t>1. The Azure Speech MCP server uses a SAS URL to write synthesized audio files to Azure Blob Storage rather than returning raw audio bytes. What are the security implications of SAS token expiry, and how would you automate SAS token rotation in a production pipeline?</w:t>
       </w:r>
     </w:p>
     <w:p>
@@ -368,7 +320,7 @@
           <w:b/>
           <w:sz w:val="22"/>
         </w:rPr>
-        <w:t>2. When you ran object detection on the street.jpg image, what types of objects were detected and at what confidence levels? Were there any objects you expected the model to find that it missed, or any surprising detections?</w:t>
+        <w:t>2. Connecting the Azure Speech MCP server to an agent makes speech synthesis and transcription available as tools the agent can call on demand. How does this differ architecturally from the direct SDK approach used in Lab 15, and in what scenarios is the agent-tool approach preferable?</w:t>
       </w:r>
     </w:p>
     <w:p>
@@ -389,7 +341,7 @@
           <w:b/>
           <w:sz w:val="22"/>
         </w:rPr>
-        <w:t>3. The people detection code filters results to only show detections with confidence greater than 0.2 (20%). Why might you want to adjust this threshold in a production application, and what trade-offs exist between a lower versus higher threshold?</w:t>
+        <w:t>3. The speech-agent's system prompt instructs it to use the Azure Speech tool for transcription and generation. If a user's prompt is ambiguous about whether they want transcription or synthesis, what agent-design strategies—clarifying questions, default behavior, confidence thresholds—would you implement to ensure the correct tool is invoked?</w:t>
       </w:r>
     </w:p>
     <w:p>
